--- a/rapports/2026-06-06/EQ35/EQ35_enq3_v2/DR_021204020031/43-04-23-59.docx
+++ b/rapports/2026-06-06/EQ35/EQ35_enq3_v2/DR_021204020031/43-04-23-59.docx
@@ -297,7 +297,7 @@
           <w:color w:val="1F6FEB"/>
           <w:sz w:val="22"/>
         </w:rPr>
-        <w:t>⚠ INCOHÉRENCES À CORRIGER (42)</w:t>
+        <w:t>⚠ INCOHÉRENCES À CORRIGER (37)</w:t>
       </w:r>
     </w:p>
     <w:tbl>
@@ -396,6 +396,186 @@
                 <w:sz w:val="16"/>
               </w:rPr>
               <w:t>Message / action</w:t>
+            </w:r>
+          </w:p>
+        </w:tc>
+      </w:tr>
+      <w:tr>
+        <w:tc>
+          <w:tcPr>
+            <w:tcW w:type="dxa" w:w="964"/>
+          </w:tcPr>
+          <w:p>
+            <w:r>
+              <w:rPr>
+                <w:b/>
+                <w:i w:val="0"/>
+                <w:color w:val="DC2626"/>
+                <w:sz w:val="16"/>
+              </w:rPr>
+              <w:t>Haute</w:t>
+            </w:r>
+          </w:p>
+        </w:tc>
+        <w:tc>
+          <w:tcPr>
+            <w:tcW w:type="dxa" w:w="1247"/>
+          </w:tcPr>
+          <w:p>
+            <w:r>
+              <w:rPr>
+                <w:b/>
+                <w:i w:val="0"/>
+                <w:sz w:val="16"/>
+              </w:rPr>
+              <w:t>S01</w:t>
+              <w:br/>
+            </w:r>
+            <w:r>
+              <w:rPr>
+                <w:b w:val="0"/>
+                <w:i w:val="0"/>
+                <w:color w:val="64748B"/>
+                <w:sz w:val="14"/>
+              </w:rPr>
+              <w:t>Démographie</w:t>
+            </w:r>
+          </w:p>
+        </w:tc>
+        <w:tc>
+          <w:tcPr>
+            <w:tcW w:type="dxa" w:w="1531"/>
+          </w:tcPr>
+          <w:p>
+            <w:r>
+              <w:rPr>
+                <w:b/>
+                <w:i w:val="0"/>
+                <w:color w:val="16A34A"/>
+                <w:sz w:val="16"/>
+              </w:rPr>
+              <w:t>—</w:t>
+            </w:r>
+          </w:p>
+        </w:tc>
+        <w:tc>
+          <w:tcPr>
+            <w:tcW w:type="dxa" w:w="1191"/>
+          </w:tcPr>
+          <w:p>
+            <w:r>
+              <w:rPr>
+                <w:b w:val="0"/>
+                <w:i w:val="0"/>
+                <w:color w:val="64748B"/>
+                <w:sz w:val="16"/>
+              </w:rPr>
+              <w:t>GT-CQ</w:t>
+            </w:r>
+          </w:p>
+        </w:tc>
+        <w:tc>
+          <w:tcPr>
+            <w:tcW w:type="dxa" w:w="4706"/>
+          </w:tcPr>
+          <w:p>
+            <w:r>
+              <w:rPr>
+                <w:b w:val="0"/>
+                <w:i w:val="0"/>
+                <w:sz w:val="17"/>
+              </w:rPr>
+              <w:t>Incoherence! KHADY BA a dit que sa mère a un niveau  alors que la mère elle-même dit qu'elle a un niveau Primaire au niveau de la section 2.</w:t>
+            </w:r>
+          </w:p>
+        </w:tc>
+      </w:tr>
+      <w:tr>
+        <w:tc>
+          <w:tcPr>
+            <w:tcW w:type="dxa" w:w="964"/>
+          </w:tcPr>
+          <w:p>
+            <w:r>
+              <w:rPr>
+                <w:b/>
+                <w:i w:val="0"/>
+                <w:color w:val="DC2626"/>
+                <w:sz w:val="16"/>
+              </w:rPr>
+              <w:t>Haute</w:t>
+            </w:r>
+          </w:p>
+        </w:tc>
+        <w:tc>
+          <w:tcPr>
+            <w:tcW w:type="dxa" w:w="1247"/>
+          </w:tcPr>
+          <w:p>
+            <w:r>
+              <w:rPr>
+                <w:b/>
+                <w:i w:val="0"/>
+                <w:sz w:val="16"/>
+              </w:rPr>
+              <w:t>S01</w:t>
+              <w:br/>
+            </w:r>
+            <w:r>
+              <w:rPr>
+                <w:b w:val="0"/>
+                <w:i w:val="0"/>
+                <w:color w:val="64748B"/>
+                <w:sz w:val="14"/>
+              </w:rPr>
+              <w:t>Démographie</w:t>
+            </w:r>
+          </w:p>
+        </w:tc>
+        <w:tc>
+          <w:tcPr>
+            <w:tcW w:type="dxa" w:w="1531"/>
+          </w:tcPr>
+          <w:p>
+            <w:r>
+              <w:rPr>
+                <w:b/>
+                <w:i w:val="0"/>
+                <w:color w:val="16A34A"/>
+                <w:sz w:val="16"/>
+              </w:rPr>
+              <w:t>s01q32, s01q37, s04q23, s01q00b, s01q37_decode, s04q23_decode</w:t>
+            </w:r>
+          </w:p>
+        </w:tc>
+        <w:tc>
+          <w:tcPr>
+            <w:tcW w:type="dxa" w:w="1191"/>
+          </w:tcPr>
+          <w:p>
+            <w:r>
+              <w:rPr>
+                <w:b w:val="0"/>
+                <w:i w:val="0"/>
+                <w:color w:val="64748B"/>
+                <w:sz w:val="16"/>
+              </w:rPr>
+              <w:t>GT-CQ</w:t>
+            </w:r>
+          </w:p>
+        </w:tc>
+        <w:tc>
+          <w:tcPr>
+            <w:tcW w:type="dxa" w:w="4706"/>
+          </w:tcPr>
+          <w:p>
+            <w:r>
+              <w:rPr>
+                <w:b w:val="0"/>
+                <w:i w:val="0"/>
+                <w:sz w:val="17"/>
+              </w:rPr>
+              <w:t>Incoherence! KHADY BA a declaré que la catégorie socioprofessionnelle de sa mère est  alors que la mère elle-même declare comme catégorie socioprofessionnelle Travailleur pour compte propre au niveau de la section 4b.</w:t>
             </w:r>
           </w:p>
         </w:tc>
@@ -1238,276 +1418,6 @@
                 <w:i w:val="0"/>
                 <w:sz w:val="16"/>
               </w:rPr>
-              <w:t>S01</w:t>
-              <w:br/>
-            </w:r>
-            <w:r>
-              <w:rPr>
-                <w:b w:val="0"/>
-                <w:i w:val="0"/>
-                <w:color w:val="64748B"/>
-                <w:sz w:val="14"/>
-              </w:rPr>
-              <w:t>Démographie</w:t>
-            </w:r>
-          </w:p>
-        </w:tc>
-        <w:tc>
-          <w:tcPr>
-            <w:tcW w:type="dxa" w:w="1531"/>
-          </w:tcPr>
-          <w:p>
-            <w:r>
-              <w:rPr>
-                <w:b/>
-                <w:i w:val="0"/>
-                <w:color w:val="16A34A"/>
-                <w:sz w:val="16"/>
-              </w:rPr>
-              <w:t>—</w:t>
-            </w:r>
-          </w:p>
-        </w:tc>
-        <w:tc>
-          <w:tcPr>
-            <w:tcW w:type="dxa" w:w="1191"/>
-          </w:tcPr>
-          <w:p>
-            <w:r>
-              <w:rPr>
-                <w:b w:val="0"/>
-                <w:i w:val="0"/>
-                <w:color w:val="64748B"/>
-                <w:sz w:val="16"/>
-              </w:rPr>
-              <w:t>GT-CQ</w:t>
-            </w:r>
-          </w:p>
-        </w:tc>
-        <w:tc>
-          <w:tcPr>
-            <w:tcW w:type="dxa" w:w="4706"/>
-          </w:tcPr>
-          <w:p>
-            <w:r>
-              <w:rPr>
-                <w:b w:val="0"/>
-                <w:i w:val="0"/>
-                <w:sz w:val="17"/>
-              </w:rPr>
-              <w:t>Incoherence! KHADY BA a dit que sa mère a un niveau  alors que la mère elle-même dit qu'elle a un niveau Primaire au niveau de la section 2.</w:t>
-            </w:r>
-          </w:p>
-        </w:tc>
-      </w:tr>
-      <w:tr>
-        <w:tc>
-          <w:tcPr>
-            <w:tcW w:type="dxa" w:w="964"/>
-          </w:tcPr>
-          <w:p>
-            <w:r>
-              <w:rPr>
-                <w:b/>
-                <w:i w:val="0"/>
-                <w:color w:val="DC2626"/>
-                <w:sz w:val="16"/>
-              </w:rPr>
-              <w:t>Haute</w:t>
-            </w:r>
-          </w:p>
-        </w:tc>
-        <w:tc>
-          <w:tcPr>
-            <w:tcW w:type="dxa" w:w="1247"/>
-          </w:tcPr>
-          <w:p>
-            <w:r>
-              <w:rPr>
-                <w:b/>
-                <w:i w:val="0"/>
-                <w:sz w:val="16"/>
-              </w:rPr>
-              <w:t>S01</w:t>
-              <w:br/>
-            </w:r>
-            <w:r>
-              <w:rPr>
-                <w:b w:val="0"/>
-                <w:i w:val="0"/>
-                <w:color w:val="64748B"/>
-                <w:sz w:val="14"/>
-              </w:rPr>
-              <w:t>Démographie</w:t>
-            </w:r>
-          </w:p>
-        </w:tc>
-        <w:tc>
-          <w:tcPr>
-            <w:tcW w:type="dxa" w:w="1531"/>
-          </w:tcPr>
-          <w:p>
-            <w:r>
-              <w:rPr>
-                <w:b/>
-                <w:i w:val="0"/>
-                <w:color w:val="16A34A"/>
-                <w:sz w:val="16"/>
-              </w:rPr>
-              <w:t>s01q32, s01q37, s04q23, s01q00b, s01q37_decode, s04q23_decode</w:t>
-            </w:r>
-          </w:p>
-        </w:tc>
-        <w:tc>
-          <w:tcPr>
-            <w:tcW w:type="dxa" w:w="1191"/>
-          </w:tcPr>
-          <w:p>
-            <w:r>
-              <w:rPr>
-                <w:b w:val="0"/>
-                <w:i w:val="0"/>
-                <w:color w:val="64748B"/>
-                <w:sz w:val="16"/>
-              </w:rPr>
-              <w:t>GT-CQ</w:t>
-            </w:r>
-          </w:p>
-        </w:tc>
-        <w:tc>
-          <w:tcPr>
-            <w:tcW w:type="dxa" w:w="4706"/>
-          </w:tcPr>
-          <w:p>
-            <w:r>
-              <w:rPr>
-                <w:b w:val="0"/>
-                <w:i w:val="0"/>
-                <w:sz w:val="17"/>
-              </w:rPr>
-              <w:t>Incoherence! KHADY BA a declaré que la catégorie socioprofessionnelle de sa mère est  alors que la mère elle-même declare comme catégorie socioprofessionnelle Travailleur pour compte propre au niveau de la section 4b.</w:t>
-            </w:r>
-          </w:p>
-        </w:tc>
-      </w:tr>
-      <w:tr>
-        <w:tc>
-          <w:tcPr>
-            <w:tcW w:type="dxa" w:w="964"/>
-          </w:tcPr>
-          <w:p>
-            <w:r>
-              <w:rPr>
-                <w:b/>
-                <w:i w:val="0"/>
-                <w:color w:val="DC2626"/>
-                <w:sz w:val="16"/>
-              </w:rPr>
-              <w:t>Haute</w:t>
-            </w:r>
-          </w:p>
-        </w:tc>
-        <w:tc>
-          <w:tcPr>
-            <w:tcW w:type="dxa" w:w="1247"/>
-          </w:tcPr>
-          <w:p>
-            <w:r>
-              <w:rPr>
-                <w:b/>
-                <w:i w:val="0"/>
-                <w:sz w:val="16"/>
-              </w:rPr>
-              <w:t>S02</w:t>
-              <w:br/>
-            </w:r>
-            <w:r>
-              <w:rPr>
-                <w:b w:val="0"/>
-                <w:i w:val="0"/>
-                <w:color w:val="64748B"/>
-                <w:sz w:val="14"/>
-              </w:rPr>
-              <w:t>Éducation</w:t>
-            </w:r>
-          </w:p>
-        </w:tc>
-        <w:tc>
-          <w:tcPr>
-            <w:tcW w:type="dxa" w:w="1531"/>
-          </w:tcPr>
-          <w:p>
-            <w:r>
-              <w:rPr>
-                <w:b/>
-                <w:i w:val="0"/>
-                <w:color w:val="16A34A"/>
-                <w:sz w:val="16"/>
-              </w:rPr>
-              <w:t>—</w:t>
-            </w:r>
-          </w:p>
-        </w:tc>
-        <w:tc>
-          <w:tcPr>
-            <w:tcW w:type="dxa" w:w="1191"/>
-          </w:tcPr>
-          <w:p>
-            <w:r>
-              <w:rPr>
-                <w:b w:val="0"/>
-                <w:i w:val="0"/>
-                <w:color w:val="64748B"/>
-                <w:sz w:val="16"/>
-              </w:rPr>
-              <w:t>GT-CQ</w:t>
-            </w:r>
-          </w:p>
-        </w:tc>
-        <w:tc>
-          <w:tcPr>
-            <w:tcW w:type="dxa" w:w="4706"/>
-          </w:tcPr>
-          <w:p>
-            <w:r>
-              <w:rPr>
-                <w:b w:val="0"/>
-                <w:i w:val="0"/>
-                <w:sz w:val="17"/>
-              </w:rPr>
-              <w:t>Incohérence!!! seulement les écoles privées paient les frais de scolarité (y compris les frais d'inscription).</w:t>
-            </w:r>
-          </w:p>
-        </w:tc>
-      </w:tr>
-      <w:tr>
-        <w:tc>
-          <w:tcPr>
-            <w:tcW w:type="dxa" w:w="964"/>
-          </w:tcPr>
-          <w:p>
-            <w:r>
-              <w:rPr>
-                <w:b/>
-                <w:i w:val="0"/>
-                <w:color w:val="DC2626"/>
-                <w:sz w:val="16"/>
-              </w:rPr>
-              <w:t>Haute</w:t>
-            </w:r>
-          </w:p>
-        </w:tc>
-        <w:tc>
-          <w:tcPr>
-            <w:tcW w:type="dxa" w:w="1247"/>
-          </w:tcPr>
-          <w:p>
-            <w:r>
-              <w:rPr>
-                <w:b/>
-                <w:i w:val="0"/>
-                <w:sz w:val="16"/>
-              </w:rPr>
               <w:t>S02</w:t>
               <w:br/>
             </w:r>
@@ -2016,6 +1926,96 @@
                 <w:sz w:val="17"/>
               </w:rPr>
               <w:t>Attention! Il manque des informations non renseignées dans la section 0, prière de regarder toutes les autres informations dans l'identification du ménage (IDENTIFICATION ET RENSEIGNEMENTS DE CONTROLE) ou dans OBSERVATIONS pour pouvoir renseigné toutes les questions liées au ménage.</w:t>
+            </w:r>
+          </w:p>
+        </w:tc>
+      </w:tr>
+      <w:tr>
+        <w:tc>
+          <w:tcPr>
+            <w:tcW w:type="dxa" w:w="964"/>
+          </w:tcPr>
+          <w:p>
+            <w:r>
+              <w:rPr>
+                <w:b/>
+                <w:i w:val="0"/>
+                <w:color w:val="EA580C"/>
+                <w:sz w:val="16"/>
+              </w:rPr>
+              <w:t>Moyenne</w:t>
+            </w:r>
+          </w:p>
+        </w:tc>
+        <w:tc>
+          <w:tcPr>
+            <w:tcW w:type="dxa" w:w="1247"/>
+          </w:tcPr>
+          <w:p>
+            <w:r>
+              <w:rPr>
+                <w:b/>
+                <w:i w:val="0"/>
+                <w:sz w:val="16"/>
+              </w:rPr>
+              <w:t>S01</w:t>
+              <w:br/>
+            </w:r>
+            <w:r>
+              <w:rPr>
+                <w:b w:val="0"/>
+                <w:i w:val="0"/>
+                <w:color w:val="64748B"/>
+                <w:sz w:val="14"/>
+              </w:rPr>
+              <w:t>Démographie</w:t>
+            </w:r>
+          </w:p>
+        </w:tc>
+        <w:tc>
+          <w:tcPr>
+            <w:tcW w:type="dxa" w:w="1531"/>
+          </w:tcPr>
+          <w:p>
+            <w:r>
+              <w:rPr>
+                <w:b/>
+                <w:i w:val="0"/>
+                <w:color w:val="16A34A"/>
+                <w:sz w:val="16"/>
+              </w:rPr>
+              <w:t>—</w:t>
+            </w:r>
+          </w:p>
+        </w:tc>
+        <w:tc>
+          <w:tcPr>
+            <w:tcW w:type="dxa" w:w="1191"/>
+          </w:tcPr>
+          <w:p>
+            <w:r>
+              <w:rPr>
+                <w:b w:val="0"/>
+                <w:i w:val="0"/>
+                <w:color w:val="64748B"/>
+                <w:sz w:val="16"/>
+              </w:rPr>
+              <w:t>GT-CQ</w:t>
+            </w:r>
+          </w:p>
+        </w:tc>
+        <w:tc>
+          <w:tcPr>
+            <w:tcW w:type="dxa" w:w="4706"/>
+          </w:tcPr>
+          <w:p>
+            <w:r>
+              <w:rPr>
+                <w:b w:val="0"/>
+                <w:i w:val="0"/>
+                <w:sz w:val="17"/>
+              </w:rPr>
+              <w:t>Prière de verifier l'information donnée par KHADY BA ou corriger au niveau de la section 1.</w:t>
             </w:r>
           </w:p>
         </w:tc>
@@ -2646,456 +2646,6 @@
                 <w:sz w:val="17"/>
               </w:rPr>
               <w:t>Prière de verifier l'information donnée par MARIAMA NDIAYE ou corriger au niveau de la section 1.</w:t>
-            </w:r>
-          </w:p>
-        </w:tc>
-      </w:tr>
-      <w:tr>
-        <w:tc>
-          <w:tcPr>
-            <w:tcW w:type="dxa" w:w="964"/>
-          </w:tcPr>
-          <w:p>
-            <w:r>
-              <w:rPr>
-                <w:b/>
-                <w:i w:val="0"/>
-                <w:color w:val="EA580C"/>
-                <w:sz w:val="16"/>
-              </w:rPr>
-              <w:t>Moyenne</w:t>
-            </w:r>
-          </w:p>
-        </w:tc>
-        <w:tc>
-          <w:tcPr>
-            <w:tcW w:type="dxa" w:w="1247"/>
-          </w:tcPr>
-          <w:p>
-            <w:r>
-              <w:rPr>
-                <w:b/>
-                <w:i w:val="0"/>
-                <w:sz w:val="16"/>
-              </w:rPr>
-              <w:t>S01</w:t>
-              <w:br/>
-            </w:r>
-            <w:r>
-              <w:rPr>
-                <w:b w:val="0"/>
-                <w:i w:val="0"/>
-                <w:color w:val="64748B"/>
-                <w:sz w:val="14"/>
-              </w:rPr>
-              <w:t>Démographie</w:t>
-            </w:r>
-          </w:p>
-        </w:tc>
-        <w:tc>
-          <w:tcPr>
-            <w:tcW w:type="dxa" w:w="1531"/>
-          </w:tcPr>
-          <w:p>
-            <w:r>
-              <w:rPr>
-                <w:b/>
-                <w:i w:val="0"/>
-                <w:color w:val="16A34A"/>
-                <w:sz w:val="16"/>
-              </w:rPr>
-              <w:t>s00q27, s01q03a, s01q03b, s01q03c, s01q00b</w:t>
-            </w:r>
-          </w:p>
-        </w:tc>
-        <w:tc>
-          <w:tcPr>
-            <w:tcW w:type="dxa" w:w="1191"/>
-          </w:tcPr>
-          <w:p>
-            <w:r>
-              <w:rPr>
-                <w:b w:val="0"/>
-                <w:i w:val="0"/>
-                <w:color w:val="64748B"/>
-                <w:sz w:val="16"/>
-              </w:rPr>
-              <w:t>GT-CQ</w:t>
-            </w:r>
-          </w:p>
-        </w:tc>
-        <w:tc>
-          <w:tcPr>
-            <w:tcW w:type="dxa" w:w="4706"/>
-          </w:tcPr>
-          <w:p>
-            <w:r>
-              <w:rPr>
-                <w:b w:val="0"/>
-                <w:i w:val="0"/>
-                <w:sz w:val="17"/>
-              </w:rPr>
-              <w:t>Les informations sur l'acte de naissance (ni Jours, ni mois et ni années) de  KHADY BA  manquent, s'il vous plait pouvez-vous fournir d'effort pour avoir ces informations.</w:t>
-            </w:r>
-          </w:p>
-        </w:tc>
-      </w:tr>
-      <w:tr>
-        <w:tc>
-          <w:tcPr>
-            <w:tcW w:type="dxa" w:w="964"/>
-          </w:tcPr>
-          <w:p>
-            <w:r>
-              <w:rPr>
-                <w:b/>
-                <w:i w:val="0"/>
-                <w:color w:val="EA580C"/>
-                <w:sz w:val="16"/>
-              </w:rPr>
-              <w:t>Moyenne</w:t>
-            </w:r>
-          </w:p>
-        </w:tc>
-        <w:tc>
-          <w:tcPr>
-            <w:tcW w:type="dxa" w:w="1247"/>
-          </w:tcPr>
-          <w:p>
-            <w:r>
-              <w:rPr>
-                <w:b/>
-                <w:i w:val="0"/>
-                <w:sz w:val="16"/>
-              </w:rPr>
-              <w:t>S01</w:t>
-              <w:br/>
-            </w:r>
-            <w:r>
-              <w:rPr>
-                <w:b w:val="0"/>
-                <w:i w:val="0"/>
-                <w:color w:val="64748B"/>
-                <w:sz w:val="14"/>
-              </w:rPr>
-              <w:t>Démographie</w:t>
-            </w:r>
-          </w:p>
-        </w:tc>
-        <w:tc>
-          <w:tcPr>
-            <w:tcW w:type="dxa" w:w="1531"/>
-          </w:tcPr>
-          <w:p>
-            <w:r>
-              <w:rPr>
-                <w:b/>
-                <w:i w:val="0"/>
-                <w:color w:val="16A34A"/>
-                <w:sz w:val="16"/>
-              </w:rPr>
-              <w:t>—</w:t>
-            </w:r>
-          </w:p>
-        </w:tc>
-        <w:tc>
-          <w:tcPr>
-            <w:tcW w:type="dxa" w:w="1191"/>
-          </w:tcPr>
-          <w:p>
-            <w:r>
-              <w:rPr>
-                <w:b w:val="0"/>
-                <w:i w:val="0"/>
-                <w:color w:val="64748B"/>
-                <w:sz w:val="16"/>
-              </w:rPr>
-              <w:t>GT-CQ</w:t>
-            </w:r>
-          </w:p>
-        </w:tc>
-        <w:tc>
-          <w:tcPr>
-            <w:tcW w:type="dxa" w:w="4706"/>
-          </w:tcPr>
-          <w:p>
-            <w:r>
-              <w:rPr>
-                <w:b w:val="0"/>
-                <w:i w:val="0"/>
-                <w:sz w:val="17"/>
-              </w:rPr>
-              <w:t>Prière de verifier l'information donnée par KHADY BA ou corriger au niveau de la section 1.</w:t>
-            </w:r>
-          </w:p>
-        </w:tc>
-      </w:tr>
-      <w:tr>
-        <w:tc>
-          <w:tcPr>
-            <w:tcW w:type="dxa" w:w="964"/>
-          </w:tcPr>
-          <w:p>
-            <w:r>
-              <w:rPr>
-                <w:b/>
-                <w:i w:val="0"/>
-                <w:color w:val="EA580C"/>
-                <w:sz w:val="16"/>
-              </w:rPr>
-              <w:t>Moyenne</w:t>
-            </w:r>
-          </w:p>
-        </w:tc>
-        <w:tc>
-          <w:tcPr>
-            <w:tcW w:type="dxa" w:w="1247"/>
-          </w:tcPr>
-          <w:p>
-            <w:r>
-              <w:rPr>
-                <w:b/>
-                <w:i w:val="0"/>
-                <w:sz w:val="16"/>
-              </w:rPr>
-              <w:t>S01</w:t>
-              <w:br/>
-            </w:r>
-            <w:r>
-              <w:rPr>
-                <w:b w:val="0"/>
-                <w:i w:val="0"/>
-                <w:color w:val="64748B"/>
-                <w:sz w:val="14"/>
-              </w:rPr>
-              <w:t>Démographie</w:t>
-            </w:r>
-          </w:p>
-        </w:tc>
-        <w:tc>
-          <w:tcPr>
-            <w:tcW w:type="dxa" w:w="1531"/>
-          </w:tcPr>
-          <w:p>
-            <w:r>
-              <w:rPr>
-                <w:b/>
-                <w:i w:val="0"/>
-                <w:color w:val="16A34A"/>
-                <w:sz w:val="16"/>
-              </w:rPr>
-              <w:t>s00q27, s01q03a, s01q03b, s01q03c, s01q00b</w:t>
-            </w:r>
-          </w:p>
-        </w:tc>
-        <w:tc>
-          <w:tcPr>
-            <w:tcW w:type="dxa" w:w="1191"/>
-          </w:tcPr>
-          <w:p>
-            <w:r>
-              <w:rPr>
-                <w:b w:val="0"/>
-                <w:i w:val="0"/>
-                <w:color w:val="64748B"/>
-                <w:sz w:val="16"/>
-              </w:rPr>
-              <w:t>GT-CQ</w:t>
-            </w:r>
-          </w:p>
-        </w:tc>
-        <w:tc>
-          <w:tcPr>
-            <w:tcW w:type="dxa" w:w="4706"/>
-          </w:tcPr>
-          <w:p>
-            <w:r>
-              <w:rPr>
-                <w:b w:val="0"/>
-                <w:i w:val="0"/>
-                <w:sz w:val="17"/>
-              </w:rPr>
-              <w:t>Les informations sur l'acte de naissance (ni Jours, ni mois et ni années) de  MOUSSA BA  manquent, s'il vous plait pouvez-vous fournir d'effort pour avoir ces informations.</w:t>
-            </w:r>
-          </w:p>
-        </w:tc>
-      </w:tr>
-      <w:tr>
-        <w:tc>
-          <w:tcPr>
-            <w:tcW w:type="dxa" w:w="964"/>
-          </w:tcPr>
-          <w:p>
-            <w:r>
-              <w:rPr>
-                <w:b/>
-                <w:i w:val="0"/>
-                <w:color w:val="EA580C"/>
-                <w:sz w:val="16"/>
-              </w:rPr>
-              <w:t>Moyenne</w:t>
-            </w:r>
-          </w:p>
-        </w:tc>
-        <w:tc>
-          <w:tcPr>
-            <w:tcW w:type="dxa" w:w="1247"/>
-          </w:tcPr>
-          <w:p>
-            <w:r>
-              <w:rPr>
-                <w:b/>
-                <w:i w:val="0"/>
-                <w:sz w:val="16"/>
-              </w:rPr>
-              <w:t>S02</w:t>
-              <w:br/>
-            </w:r>
-            <w:r>
-              <w:rPr>
-                <w:b w:val="0"/>
-                <w:i w:val="0"/>
-                <w:color w:val="64748B"/>
-                <w:sz w:val="14"/>
-              </w:rPr>
-              <w:t>Éducation</w:t>
-            </w:r>
-          </w:p>
-        </w:tc>
-        <w:tc>
-          <w:tcPr>
-            <w:tcW w:type="dxa" w:w="1531"/>
-          </w:tcPr>
-          <w:p>
-            <w:r>
-              <w:rPr>
-                <w:b/>
-                <w:i w:val="0"/>
-                <w:color w:val="16A34A"/>
-                <w:sz w:val="16"/>
-              </w:rPr>
-              <w:t>—</w:t>
-            </w:r>
-          </w:p>
-        </w:tc>
-        <w:tc>
-          <w:tcPr>
-            <w:tcW w:type="dxa" w:w="1191"/>
-          </w:tcPr>
-          <w:p>
-            <w:r>
-              <w:rPr>
-                <w:b w:val="0"/>
-                <w:i w:val="0"/>
-                <w:color w:val="64748B"/>
-                <w:sz w:val="16"/>
-              </w:rPr>
-              <w:t>GT-CQ</w:t>
-            </w:r>
-          </w:p>
-        </w:tc>
-        <w:tc>
-          <w:tcPr>
-            <w:tcW w:type="dxa" w:w="4706"/>
-          </w:tcPr>
-          <w:p>
-            <w:r>
-              <w:rPr>
-                <w:b w:val="0"/>
-                <w:i w:val="0"/>
-                <w:sz w:val="17"/>
-              </w:rPr>
-              <w:t>veuillez, s'il vous plait, confirmer les frais de scolarité ( 3000 FCFA) payée de AMINATA NDIAYE avec le QG ou apporter les corrections nécessaires.</w:t>
-            </w:r>
-          </w:p>
-        </w:tc>
-      </w:tr>
-      <w:tr>
-        <w:tc>
-          <w:tcPr>
-            <w:tcW w:type="dxa" w:w="964"/>
-          </w:tcPr>
-          <w:p>
-            <w:r>
-              <w:rPr>
-                <w:b/>
-                <w:i w:val="0"/>
-                <w:color w:val="EA580C"/>
-                <w:sz w:val="16"/>
-              </w:rPr>
-              <w:t>Moyenne</w:t>
-            </w:r>
-          </w:p>
-        </w:tc>
-        <w:tc>
-          <w:tcPr>
-            <w:tcW w:type="dxa" w:w="1247"/>
-          </w:tcPr>
-          <w:p>
-            <w:r>
-              <w:rPr>
-                <w:b/>
-                <w:i w:val="0"/>
-                <w:sz w:val="16"/>
-              </w:rPr>
-              <w:t>S02</w:t>
-              <w:br/>
-            </w:r>
-            <w:r>
-              <w:rPr>
-                <w:b w:val="0"/>
-                <w:i w:val="0"/>
-                <w:color w:val="64748B"/>
-                <w:sz w:val="14"/>
-              </w:rPr>
-              <w:t>Éducation</w:t>
-            </w:r>
-          </w:p>
-        </w:tc>
-        <w:tc>
-          <w:tcPr>
-            <w:tcW w:type="dxa" w:w="1531"/>
-          </w:tcPr>
-          <w:p>
-            <w:r>
-              <w:rPr>
-                <w:b/>
-                <w:i w:val="0"/>
-                <w:color w:val="16A34A"/>
-                <w:sz w:val="16"/>
-              </w:rPr>
-              <w:t>—</w:t>
-            </w:r>
-          </w:p>
-        </w:tc>
-        <w:tc>
-          <w:tcPr>
-            <w:tcW w:type="dxa" w:w="1191"/>
-          </w:tcPr>
-          <w:p>
-            <w:r>
-              <w:rPr>
-                <w:b w:val="0"/>
-                <w:i w:val="0"/>
-                <w:color w:val="64748B"/>
-                <w:sz w:val="16"/>
-              </w:rPr>
-              <w:t>GT-CQ</w:t>
-            </w:r>
-          </w:p>
-        </w:tc>
-        <w:tc>
-          <w:tcPr>
-            <w:tcW w:type="dxa" w:w="4706"/>
-          </w:tcPr>
-          <w:p>
-            <w:r>
-              <w:rPr>
-                <w:b w:val="0"/>
-                <w:i w:val="0"/>
-                <w:sz w:val="17"/>
-              </w:rPr>
-              <w:t>veuillez, s'il vous plait, confirmer les frais de scolarité ( 4000 FCFA) payée de MARIAMA NDIAYE avec le QG ou apporter les corrections nécessaires.</w:t>
             </w:r>
           </w:p>
         </w:tc>
